--- a/Kapak_4.docx
+++ b/Kapak_4.docx
@@ -2155,20 +2155,6 @@
           <w:szCs w:val="28"/>
         </w:rPr>
       </w:pPr>
-    </w:p>
-    <w:p>
-      <w:pPr>
-        <w:pStyle w:val="TOCHeading"/>
-        <w:spacing w:line="360" w:lineRule="auto"/>
-        <w:rPr>
-          <w:rFonts w:ascii="Times New Roman" w:hAnsi="Times New Roman"/>
-          <w:b/>
-          <w:bCs/>
-          <w:color w:val="auto"/>
-          <w:sz w:val="28"/>
-          <w:szCs w:val="28"/>
-        </w:rPr>
-      </w:pPr>
       <w:r>
         <w:rPr>
           <w:rFonts w:ascii="Times New Roman" w:hAnsi="Times New Roman"/>
@@ -8533,6 +8519,7 @@
   <w:style w:type="character" w:default="1" w:styleId="DefaultParagraphFont">
     <w:name w:val="Default Paragraph Font"/>
     <w:uiPriority w:val="1"/>
+    <w:semiHidden/>
     <w:unhideWhenUsed/>
   </w:style>
   <w:style w:type="table" w:default="1" w:styleId="TableNormal">
